--- a/Lab_3-4/result/result.docx
+++ b/Lab_3-4/result/result.docx
@@ -96,7 +96,7 @@
           <w:noProof/>
         </w:rPr>
         <w:drawing>
-          <wp:inline distT="0" distB="0" distL="0" distR="0" wp14:anchorId="4151E92A" wp14:editId="1EB4F55C">
+          <wp:inline distT="0" distB="0" distL="0" distR="0" wp14:anchorId="4151E92A" wp14:editId="72E507A3">
             <wp:extent cx="3435350" cy="1250950"/>
             <wp:effectExtent l="0" t="0" r="0" b="6350"/>
             <wp:docPr id="2065144624" name="Рисунок 6"/>
@@ -610,10 +610,10 @@
           <w:noProof/>
         </w:rPr>
         <w:drawing>
-          <wp:inline distT="0" distB="0" distL="0" distR="0" wp14:anchorId="25DB47B4" wp14:editId="1DD57A27">
-            <wp:extent cx="5085471" cy="6580689"/>
-            <wp:effectExtent l="0" t="0" r="1270" b="0"/>
-            <wp:docPr id="103722005" name="Рисунок 9"/>
+          <wp:inline distT="0" distB="0" distL="0" distR="0" wp14:anchorId="3DD188C0" wp14:editId="2F844441">
+            <wp:extent cx="2454813" cy="5869471"/>
+            <wp:effectExtent l="0" t="0" r="3175" b="0"/>
+            <wp:docPr id="934098536" name="Рисунок 1"/>
             <wp:cNvGraphicFramePr>
               <a:graphicFrameLocks xmlns:a="http://schemas.openxmlformats.org/drawingml/2006/main" noChangeAspect="1"/>
             </wp:cNvGraphicFramePr>
@@ -621,12 +621,12 @@
               <a:graphicData uri="http://schemas.openxmlformats.org/drawingml/2006/picture">
                 <pic:pic xmlns:pic="http://schemas.openxmlformats.org/drawingml/2006/picture">
                   <pic:nvPicPr>
-                    <pic:cNvPr id="0" name="Picture 24"/>
+                    <pic:cNvPr id="0" name="Picture 1"/>
                     <pic:cNvPicPr>
                       <a:picLocks noChangeAspect="1" noChangeArrowheads="1"/>
                     </pic:cNvPicPr>
                   </pic:nvPicPr>
-                  <pic:blipFill rotWithShape="1">
+                  <pic:blipFill>
                     <a:blip r:embed="rId9" cstate="print">
                       <a:extLst>
                         <a:ext uri="{28A0092B-C50C-407E-A947-70E740481C1C}">
@@ -634,7 +634,7 @@
                         </a:ext>
                       </a:extLst>
                     </a:blip>
-                    <a:srcRect t="1212" b="1273"/>
+                    <a:srcRect/>
                     <a:stretch>
                       <a:fillRect/>
                     </a:stretch>
@@ -642,7 +642,7 @@
                   <pic:spPr bwMode="auto">
                     <a:xfrm>
                       <a:off x="0" y="0"/>
-                      <a:ext cx="5128317" cy="6636133"/>
+                      <a:ext cx="2460429" cy="5882899"/>
                     </a:xfrm>
                     <a:prstGeom prst="rect">
                       <a:avLst/>
@@ -651,11 +651,6 @@
                     <a:ln>
                       <a:noFill/>
                     </a:ln>
-                    <a:extLst>
-                      <a:ext uri="{53640926-AAD7-44D8-BBD7-CCE9431645EC}">
-                        <a14:shadowObscured xmlns:a14="http://schemas.microsoft.com/office/drawing/2010/main"/>
-                      </a:ext>
-                    </a:extLst>
                   </pic:spPr>
                 </pic:pic>
               </a:graphicData>
@@ -681,7 +676,6 @@
           <w:b/>
           <w:bCs/>
         </w:rPr>
-        <w:lastRenderedPageBreak/>
         <w:t>Исходный код</w:t>
       </w:r>
     </w:p>
@@ -742,6 +736,7 @@
         <w:rPr>
           <w:b/>
           <w:bCs/>
+          <w:noProof/>
         </w:rPr>
         <w:drawing>
           <wp:inline distT="0" distB="0" distL="0" distR="0" wp14:anchorId="762FFFA0" wp14:editId="45FFA16A">
@@ -804,54 +799,54 @@
           <w:b/>
           <w:bCs/>
         </w:rPr>
+        <w:t>Анализ реализаций метода</w:t>
+      </w:r>
+    </w:p>
+    <w:p>
+      <w:pPr>
+        <w:rPr>
+          <w:b/>
+          <w:bCs/>
+        </w:rPr>
+      </w:pPr>
+      <w:r>
+        <w:rPr>
+          <w:b/>
+          <w:bCs/>
+        </w:rPr>
+        <w:t xml:space="preserve">Обратившись к </w:t>
+      </w:r>
+      <w:r>
+        <w:rPr>
+          <w:b/>
+          <w:bCs/>
+          <w:lang w:val="en-US"/>
+        </w:rPr>
+        <w:t>DeepSeek</w:t>
+      </w:r>
+      <w:r>
+        <w:rPr>
+          <w:b/>
+          <w:bCs/>
+        </w:rPr>
+        <w:t>:</w:t>
+      </w:r>
+    </w:p>
+    <w:p>
+      <w:pPr>
+        <w:ind w:left="-851"/>
+        <w:rPr>
+          <w:b/>
+          <w:bCs/>
+        </w:rPr>
+      </w:pPr>
+      <w:r>
+        <w:rPr>
+          <w:b/>
+          <w:bCs/>
+          <w:noProof/>
+        </w:rPr>
         <w:lastRenderedPageBreak/>
-        <w:t>Анализ реализаций метода</w:t>
-      </w:r>
-    </w:p>
-    <w:p>
-      <w:pPr>
-        <w:rPr>
-          <w:b/>
-          <w:bCs/>
-        </w:rPr>
-      </w:pPr>
-      <w:r>
-        <w:rPr>
-          <w:b/>
-          <w:bCs/>
-        </w:rPr>
-        <w:t xml:space="preserve">Обратившись к </w:t>
-      </w:r>
-      <w:r>
-        <w:rPr>
-          <w:b/>
-          <w:bCs/>
-          <w:lang w:val="en-US"/>
-        </w:rPr>
-        <w:t>DeepSeek</w:t>
-      </w:r>
-      <w:r>
-        <w:rPr>
-          <w:b/>
-          <w:bCs/>
-        </w:rPr>
-        <w:t>:</w:t>
-      </w:r>
-    </w:p>
-    <w:p>
-      <w:pPr>
-        <w:ind w:left="-851"/>
-        <w:rPr>
-          <w:b/>
-          <w:bCs/>
-        </w:rPr>
-      </w:pPr>
-      <w:r>
-        <w:rPr>
-          <w:b/>
-          <w:bCs/>
-          <w:noProof/>
-        </w:rPr>
         <w:drawing>
           <wp:inline distT="0" distB="0" distL="0" distR="0" wp14:anchorId="701A05C2" wp14:editId="2F7A95B6">
             <wp:extent cx="6867405" cy="7315200"/>
@@ -925,40 +920,40 @@
           <w:b/>
           <w:bCs/>
         </w:rPr>
+        <w:t xml:space="preserve">Обратившись к </w:t>
+      </w:r>
+      <w:proofErr w:type="spellStart"/>
+      <w:r>
+        <w:rPr>
+          <w:b/>
+          <w:bCs/>
+          <w:lang w:val="en-US"/>
+        </w:rPr>
+        <w:t>GigaChat</w:t>
+      </w:r>
+      <w:proofErr w:type="spellEnd"/>
+      <w:r>
+        <w:rPr>
+          <w:b/>
+          <w:bCs/>
+        </w:rPr>
+        <w:t>:</w:t>
+      </w:r>
+    </w:p>
+    <w:p>
+      <w:pPr>
+        <w:rPr>
+          <w:b/>
+          <w:bCs/>
+        </w:rPr>
+      </w:pPr>
+      <w:r>
+        <w:rPr>
+          <w:b/>
+          <w:bCs/>
+          <w:noProof/>
+        </w:rPr>
         <w:lastRenderedPageBreak/>
-        <w:t xml:space="preserve">Обратившись к </w:t>
-      </w:r>
-      <w:proofErr w:type="spellStart"/>
-      <w:r>
-        <w:rPr>
-          <w:b/>
-          <w:bCs/>
-          <w:lang w:val="en-US"/>
-        </w:rPr>
-        <w:t>GigaChat</w:t>
-      </w:r>
-      <w:proofErr w:type="spellEnd"/>
-      <w:r>
-        <w:rPr>
-          <w:b/>
-          <w:bCs/>
-        </w:rPr>
-        <w:t>:</w:t>
-      </w:r>
-    </w:p>
-    <w:p>
-      <w:pPr>
-        <w:rPr>
-          <w:b/>
-          <w:bCs/>
-        </w:rPr>
-      </w:pPr>
-      <w:r>
-        <w:rPr>
-          <w:b/>
-          <w:bCs/>
-          <w:noProof/>
-        </w:rPr>
         <w:drawing>
           <wp:inline distT="0" distB="0" distL="0" distR="0" wp14:anchorId="242C4BF1" wp14:editId="26EE018E">
             <wp:extent cx="5940425" cy="6610985"/>
@@ -1168,13 +1163,6 @@
           <w:lang w:val="en-US"/>
         </w:rPr>
         <w:br/>
-      </w:r>
-      <w:r>
-        <w:rPr>
-          <w:rFonts w:ascii="Times New Roman" w:hAnsi="Times New Roman" w:cs="Times New Roman"/>
-          <w:lang w:val="en-US"/>
-        </w:rPr>
-        <w:lastRenderedPageBreak/>
         <w:t xml:space="preserve">    } catch (InterruptedException e) {</w:t>
       </w:r>
       <w:r>
@@ -1191,6 +1179,13 @@
           <w:lang w:val="en-US"/>
         </w:rPr>
         <w:br/>
+      </w:r>
+      <w:r>
+        <w:rPr>
+          <w:rFonts w:ascii="Times New Roman" w:hAnsi="Times New Roman" w:cs="Times New Roman"/>
+          <w:lang w:val="en-US"/>
+        </w:rPr>
+        <w:lastRenderedPageBreak/>
         <w:t xml:space="preserve">    }</w:t>
       </w:r>
       <w:r>
